--- a/Sistema-de-Estacionamiento/Evidencias-GLORIAPUNAY.docx
+++ b/Sistema-de-Estacionamiento/Evidencias-GLORIAPUNAY.docx
@@ -248,7 +248,7 @@
           <w:kern w:val="0"/>
           <w14:ligatures w14:val="none"/>
         </w:rPr>
-        <w:t xml:space="preserve">SERIE IV: SISTEMA DE </w:t>
+        <w:t xml:space="preserve">SISTEMA DE </w:t>
       </w:r>
       <w:r>
         <w:rPr>
@@ -519,26 +519,13 @@
     </w:p>
     <w:p>
       <w:pPr>
-        <w:tabs>
-          <w:tab w:val="left" w:pos="720"/>
-          <w:tab w:val="left" w:pos="1440"/>
-          <w:tab w:val="left" w:pos="2160"/>
-          <w:tab w:val="left" w:pos="2880"/>
-          <w:tab w:val="left" w:pos="3600"/>
-          <w:tab w:val="left" w:pos="4320"/>
-          <w:tab w:val="center" w:pos="5040"/>
-          <w:tab w:val="left" w:pos="5760"/>
-          <w:tab w:val="left" w:pos="6480"/>
-          <w:tab w:val="left" w:pos="7200"/>
-          <w:tab w:val="left" w:pos="7920"/>
-          <w:tab w:val="left" w:pos="8640"/>
-        </w:tabs>
         <w:spacing w:after="0" w:line="480" w:lineRule="auto"/>
-        <w:rPr>
-          <w:rFonts w:ascii="Times New Roman" w:eastAsia="MS Mincho" w:hAnsi="Times New Roman" w:cs="Times New Roman"/>
-          <w:kern w:val="0"/>
-          <w:sz w:val="22"/>
-          <w:szCs w:val="22"/>
+        <w:jc w:val="center"/>
+        <w:rPr>
+          <w:rFonts w:ascii="Times New Roman" w:eastAsia="MS Mincho" w:hAnsi="Times New Roman" w:cs="Times New Roman"/>
+          <w:kern w:val="0"/>
+          <w:sz w:val="20"/>
+          <w:szCs w:val="20"/>
           <w:lang w:val="es-ES"/>
           <w14:ligatures w14:val="none"/>
         </w:rPr>
@@ -547,23 +534,17 @@
         <w:r>
           <w:rPr>
             <w:rStyle w:val="Hipervnculo"/>
-            <w:rFonts w:ascii="Times New Roman" w:eastAsia="MS Mincho" w:hAnsi="Times New Roman" w:cs="Times New Roman"/>
-            <w:kern w:val="0"/>
-            <w:sz w:val="22"/>
-            <w:szCs w:val="22"/>
-            <w14:ligatures w14:val="none"/>
+            <w:sz w:val="20"/>
+            <w:szCs w:val="20"/>
           </w:rPr>
-          <w:t xml:space="preserve">programacion-ii-2026/EXAMEN-PARCIAL-I at </w:t>
+          <w:t xml:space="preserve">programacion-ii-2026/Sistema-de-Estacionamiento at </w:t>
         </w:r>
         <w:proofErr w:type="spellStart"/>
         <w:r>
           <w:rPr>
             <w:rStyle w:val="Hipervnculo"/>
-            <w:rFonts w:ascii="Times New Roman" w:eastAsia="MS Mincho" w:hAnsi="Times New Roman" w:cs="Times New Roman"/>
-            <w:kern w:val="0"/>
-            <w:sz w:val="22"/>
-            <w:szCs w:val="22"/>
-            <w14:ligatures w14:val="none"/>
+            <w:sz w:val="20"/>
+            <w:szCs w:val="20"/>
           </w:rPr>
           <w:t>main</w:t>
         </w:r>
@@ -571,11 +552,8 @@
         <w:r>
           <w:rPr>
             <w:rStyle w:val="Hipervnculo"/>
-            <w:rFonts w:ascii="Times New Roman" w:eastAsia="MS Mincho" w:hAnsi="Times New Roman" w:cs="Times New Roman"/>
-            <w:kern w:val="0"/>
-            <w:sz w:val="22"/>
-            <w:szCs w:val="22"/>
-            <w14:ligatures w14:val="none"/>
+            <w:sz w:val="20"/>
+            <w:szCs w:val="20"/>
           </w:rPr>
           <w:t xml:space="preserve"> · gloria-punay18/programacion-ii-2026</w:t>
         </w:r>
@@ -584,19 +562,6 @@
     <w:p>
       <w:pPr>
         <w:spacing w:after="0" w:line="480" w:lineRule="auto"/>
-        <w:ind w:firstLine="720"/>
-        <w:jc w:val="right"/>
-        <w:rPr>
-          <w:rFonts w:ascii="Times New Roman" w:eastAsia="MS Mincho" w:hAnsi="Times New Roman" w:cs="Times New Roman"/>
-          <w:kern w:val="0"/>
-          <w:lang w:val="es-ES"/>
-          <w14:ligatures w14:val="none"/>
-        </w:rPr>
-      </w:pPr>
-    </w:p>
-    <w:p>
-      <w:pPr>
-        <w:spacing w:after="0" w:line="480" w:lineRule="auto"/>
         <w:rPr>
           <w:rFonts w:ascii="Times New Roman" w:eastAsia="MS Mincho" w:hAnsi="Times New Roman" w:cs="Times New Roman"/>
           <w:kern w:val="0"/>
@@ -710,6 +675,7 @@
           <w:b/>
           <w:bCs/>
         </w:rPr>
+        <w:lastRenderedPageBreak/>
         <w:t>Proyecto abierto en IntelliJ IDEA.</w:t>
       </w:r>
     </w:p>
@@ -725,6 +691,7 @@
         <w:rPr>
           <w:b/>
           <w:bCs/>
+          <w:noProof/>
         </w:rPr>
         <w:drawing>
           <wp:inline distT="0" distB="0" distL="0" distR="0" wp14:anchorId="54E3455F" wp14:editId="7A2CD782">
@@ -794,6 +761,7 @@
         <w:rPr>
           <w:b/>
           <w:bCs/>
+          <w:noProof/>
         </w:rPr>
         <w:drawing>
           <wp:inline distT="0" distB="0" distL="0" distR="0" wp14:anchorId="5D766CC6" wp14:editId="70556749">
@@ -857,23 +825,24 @@
           <w:b/>
           <w:bCs/>
         </w:rPr>
+        <w:t>Registro de automóvil.</w:t>
+      </w:r>
+    </w:p>
+    <w:p>
+      <w:pPr>
+        <w:ind w:left="720"/>
+        <w:rPr>
+          <w:b/>
+          <w:bCs/>
+        </w:rPr>
+      </w:pPr>
+      <w:r>
+        <w:rPr>
+          <w:b/>
+          <w:bCs/>
+          <w:noProof/>
+        </w:rPr>
         <w:lastRenderedPageBreak/>
-        <w:t>Registro de automóvil.</w:t>
-      </w:r>
-    </w:p>
-    <w:p>
-      <w:pPr>
-        <w:ind w:left="720"/>
-        <w:rPr>
-          <w:b/>
-          <w:bCs/>
-        </w:rPr>
-      </w:pPr>
-      <w:r>
-        <w:rPr>
-          <w:b/>
-          <w:bCs/>
-        </w:rPr>
         <w:drawing>
           <wp:inline distT="0" distB="0" distL="0" distR="0" wp14:anchorId="067A38B8" wp14:editId="7114F2EC">
             <wp:extent cx="5612130" cy="3422015"/>
@@ -942,6 +911,7 @@
         <w:rPr>
           <w:b/>
           <w:bCs/>
+          <w:noProof/>
         </w:rPr>
         <w:drawing>
           <wp:inline distT="0" distB="0" distL="0" distR="0" wp14:anchorId="5E7940A3" wp14:editId="2E9D716B">
@@ -1014,23 +984,24 @@
           <w:b/>
           <w:bCs/>
         </w:rPr>
+        <w:t>Intento de placa duplicada.</w:t>
+      </w:r>
+    </w:p>
+    <w:p>
+      <w:pPr>
+        <w:ind w:left="720"/>
+        <w:rPr>
+          <w:b/>
+          <w:bCs/>
+        </w:rPr>
+      </w:pPr>
+      <w:r>
+        <w:rPr>
+          <w:b/>
+          <w:bCs/>
+          <w:noProof/>
+        </w:rPr>
         <w:lastRenderedPageBreak/>
-        <w:t>Intento de placa duplicada.</w:t>
-      </w:r>
-    </w:p>
-    <w:p>
-      <w:pPr>
-        <w:ind w:left="720"/>
-        <w:rPr>
-          <w:b/>
-          <w:bCs/>
-        </w:rPr>
-      </w:pPr>
-      <w:r>
-        <w:rPr>
-          <w:b/>
-          <w:bCs/>
-        </w:rPr>
         <w:drawing>
           <wp:inline distT="0" distB="0" distL="0" distR="0" wp14:anchorId="4828768E" wp14:editId="6341C99E">
             <wp:extent cx="5612130" cy="3426460"/>
@@ -1099,6 +1070,7 @@
         <w:rPr>
           <w:b/>
           <w:bCs/>
+          <w:noProof/>
         </w:rPr>
         <w:drawing>
           <wp:inline distT="0" distB="0" distL="0" distR="0" wp14:anchorId="6EDFC184" wp14:editId="2625D11D">
@@ -1171,23 +1143,24 @@
           <w:b/>
           <w:bCs/>
         </w:rPr>
+        <w:t>Listado de vehículos.</w:t>
+      </w:r>
+    </w:p>
+    <w:p>
+      <w:pPr>
+        <w:ind w:left="720"/>
+        <w:rPr>
+          <w:b/>
+          <w:bCs/>
+        </w:rPr>
+      </w:pPr>
+      <w:r>
+        <w:rPr>
+          <w:b/>
+          <w:bCs/>
+          <w:noProof/>
+        </w:rPr>
         <w:lastRenderedPageBreak/>
-        <w:t>Listado de vehículos.</w:t>
-      </w:r>
-    </w:p>
-    <w:p>
-      <w:pPr>
-        <w:ind w:left="720"/>
-        <w:rPr>
-          <w:b/>
-          <w:bCs/>
-        </w:rPr>
-      </w:pPr>
-      <w:r>
-        <w:rPr>
-          <w:b/>
-          <w:bCs/>
-        </w:rPr>
         <w:drawing>
           <wp:inline distT="0" distB="0" distL="0" distR="0" wp14:anchorId="4A7C1634" wp14:editId="5A293E3A">
             <wp:extent cx="5612130" cy="3319780"/>
@@ -1265,6 +1238,7 @@
         <w:rPr>
           <w:b/>
           <w:bCs/>
+          <w:noProof/>
         </w:rPr>
         <w:drawing>
           <wp:inline distT="0" distB="0" distL="0" distR="0" wp14:anchorId="48435416" wp14:editId="043D373C">
@@ -1346,6 +1320,7 @@
           <w:b/>
           <w:bCs/>
         </w:rPr>
+        <w:lastRenderedPageBreak/>
         <w:t>Totales por tipo.</w:t>
       </w:r>
     </w:p>
@@ -1361,6 +1336,7 @@
         <w:rPr>
           <w:b/>
           <w:bCs/>
+          <w:noProof/>
         </w:rPr>
         <w:drawing>
           <wp:inline distT="0" distB="0" distL="0" distR="0" wp14:anchorId="0FA94722" wp14:editId="79DFB0A1">
@@ -1439,6 +1415,7 @@
         <w:rPr>
           <w:b/>
           <w:bCs/>
+          <w:noProof/>
         </w:rPr>
         <w:drawing>
           <wp:inline distT="0" distB="0" distL="0" distR="0" wp14:anchorId="4FF435D9" wp14:editId="7A2DA509">
@@ -1497,6 +1474,7 @@
           <w:b/>
           <w:bCs/>
         </w:rPr>
+        <w:lastRenderedPageBreak/>
         <w:t>POSTGRESQL</w:t>
       </w:r>
     </w:p>
@@ -1567,6 +1545,7 @@
         <w:rPr>
           <w:b/>
           <w:bCs/>
+          <w:noProof/>
         </w:rPr>
         <w:drawing>
           <wp:inline distT="0" distB="0" distL="0" distR="0" wp14:anchorId="0B6ACAF3" wp14:editId="2B00FE08">
@@ -1709,22 +1688,23 @@
           <w:b/>
           <w:bCs/>
         </w:rPr>
+        <w:t>Consultas solicitadas</w:t>
+      </w:r>
+    </w:p>
+    <w:p>
+      <w:pPr>
+        <w:rPr>
+          <w:b/>
+          <w:bCs/>
+        </w:rPr>
+      </w:pPr>
+      <w:r>
+        <w:rPr>
+          <w:b/>
+          <w:bCs/>
+          <w:noProof/>
+        </w:rPr>
         <w:lastRenderedPageBreak/>
-        <w:t>Consultas solicitadas</w:t>
-      </w:r>
-    </w:p>
-    <w:p>
-      <w:pPr>
-        <w:rPr>
-          <w:b/>
-          <w:bCs/>
-        </w:rPr>
-      </w:pPr>
-      <w:r>
-        <w:rPr>
-          <w:b/>
-          <w:bCs/>
-        </w:rPr>
         <w:drawing>
           <wp:inline distT="0" distB="0" distL="0" distR="0" wp14:anchorId="7140707A" wp14:editId="5CE53C23">
             <wp:extent cx="5612130" cy="3305175"/>
@@ -1819,6 +1799,7 @@
         <w:rPr>
           <w:b/>
           <w:bCs/>
+          <w:noProof/>
         </w:rPr>
         <w:drawing>
           <wp:inline distT="0" distB="0" distL="0" distR="0" wp14:anchorId="269CF1C0" wp14:editId="0F642D33">
@@ -1889,6 +1870,7 @@
           <w:b/>
           <w:bCs/>
         </w:rPr>
+        <w:lastRenderedPageBreak/>
         <w:t>Error producido por placa duplicada.</w:t>
       </w:r>
     </w:p>
@@ -1903,6 +1885,7 @@
         <w:rPr>
           <w:b/>
           <w:bCs/>
+          <w:noProof/>
         </w:rPr>
         <w:drawing>
           <wp:inline distT="0" distB="0" distL="0" distR="0" wp14:anchorId="3E097CFB" wp14:editId="70C95B97">
@@ -1979,6 +1962,7 @@
         <w:rPr>
           <w:b/>
           <w:bCs/>
+          <w:noProof/>
         </w:rPr>
         <w:drawing>
           <wp:inline distT="0" distB="0" distL="0" distR="0" wp14:anchorId="0EFBF3CC" wp14:editId="6919C125">
@@ -4039,6 +4023,18 @@
       <w:u w:val="single"/>
     </w:rPr>
   </w:style>
+  <w:style w:type="character" w:styleId="Mencinsinresolver">
+    <w:name w:val="Unresolved Mention"/>
+    <w:basedOn w:val="Fuentedeprrafopredeter"/>
+    <w:uiPriority w:val="99"/>
+    <w:semiHidden/>
+    <w:unhideWhenUsed/>
+    <w:rsid w:val="009F6878"/>
+    <w:rPr>
+      <w:color w:val="605E5C"/>
+      <w:shd w:val="clear" w:color="auto" w:fill="E1DFDD"/>
+    </w:rPr>
+  </w:style>
 </w:styles>
 </file>
 
